--- a/paper/tex/title-page.docx
+++ b/paper/tex/title-page.docx
@@ -353,61 +353,19 @@
           <w:i/>
           <w:iCs/>
         </w:rPr>
-        <w:t xml:space="preserve">Author biography (outstanding item).</w:t>
-      </w:r>
-      <w:r>
-        <w:t xml:space="preserve"> </w:t>
-      </w:r>
-      <w:r>
-        <w:t xml:space="preserve">This journal’s cover</w:t>
-      </w:r>
-      <w:r>
-        <w:t xml:space="preserve"> </w:t>
-      </w:r>
-      <w:r>
-        <w:t xml:space="preserve">letter must include a short biography of each author (max. 150 words); no</w:t>
-      </w:r>
-      <w:r>
-        <w:t xml:space="preserve"> </w:t>
-      </w:r>
-      <w:r>
-        <w:t xml:space="preserve">separate Vitae file or photograph is required. No biography is included</w:t>
-      </w:r>
-      <w:r>
-        <w:t xml:space="preserve"> </w:t>
-      </w:r>
-      <w:r>
-        <w:t xml:space="preserve">here: it should be written and supplied by the author, not fabricated on</w:t>
-      </w:r>
-      <w:r>
-        <w:t xml:space="preserve"> </w:t>
-      </w:r>
-      <w:r>
-        <w:t xml:space="preserve">their behalf.</w:t>
-      </w:r>
-      <w:r>
-        <w:t xml:space="preserve"> </w:t>
-      </w:r>
-      <w:r>
-        <w:rPr>
-          <w:b/>
-          <w:bCs/>
-        </w:rPr>
-        <w:t xml:space="preserve">This must be added to the cover letter before</w:t>
-      </w:r>
-      <w:r>
-        <w:rPr>
-          <w:b/>
-          <w:bCs/>
-        </w:rPr>
-        <w:t xml:space="preserve"> </w:t>
-      </w:r>
-      <w:r>
-        <w:rPr>
-          <w:b/>
-          <w:bCs/>
-        </w:rPr>
-        <w:t xml:space="preserve">submission.</w:t>
+        <w:t xml:space="preserve">Author biography.</w:t>
+      </w:r>
+      <w:r>
+        <w:t xml:space="preserve"> </w:t>
+      </w:r>
+      <w:r>
+        <w:t xml:space="preserve">Supplied in the cover letter, per this</w:t>
+      </w:r>
+      <w:r>
+        <w:t xml:space="preserve"> </w:t>
+      </w:r>
+      <w:r>
+        <w:t xml:space="preserve">journal’s requirement; no separate Vitae file or photograph is needed.</w:t>
       </w:r>
     </w:p>
     <w:sectPr>

--- a/paper/tex/title-page.docx
+++ b/paper/tex/title-page.docx
@@ -232,26 +232,19 @@
         <w:t xml:space="preserve"> </w:t>
       </w:r>
       <w:r>
-        <w:rPr>
-          <w:i/>
-          <w:iCs/>
-        </w:rPr>
-        <w:t xml:space="preserve">[to be added by the author, if available:</w:t>
-      </w:r>
-      <w:r>
-        <w:rPr>
-          <w:i/>
-          <w:iCs/>
-        </w:rPr>
-        <w:t xml:space="preserve"> </w:t>
-      </w:r>
-      <w:r>
-        <w:rPr>
-          <w:i/>
-          <w:iCs/>
-        </w:rPr>
-        <w:t xml:space="preserve">https://orcid.org]</w:t>
-      </w:r>
+        <w:t xml:space="preserve">Quang-Vinh Dang:</w:t>
+      </w:r>
+      <w:r>
+        <w:t xml:space="preserve"> </w:t>
+      </w:r>
+      <w:hyperlink r:id="rId10">
+        <w:r>
+          <w:rPr>
+            <w:rStyle w:val="Hyperlink"/>
+          </w:rPr>
+          <w:t xml:space="preserve">0000-0002-3877-8024</w:t>
+        </w:r>
+      </w:hyperlink>
     </w:p>
     <w:p>
       <w:r>
